--- a/木鱼功德系统.docx
+++ b/木鱼功德系统.docx
@@ -1105,8 +1105,6 @@
               </w:rPr>
               <w:t>7</w:t>
             </w:r>
-            <w:bookmarkStart w:id="32" w:name="_GoBack"/>
-            <w:bookmarkEnd w:id="32"/>
             <w:r>
               <w:rPr>
                 <w:rFonts w:ascii="Consolas" w:hAnsi="Consolas" w:eastAsia="Consolas" w:cs="Consolas"/>
@@ -2378,6 +2376,10 @@
             <w:pPr>
               <w:spacing w:before="120" w:after="120" w:line="288" w:lineRule="auto"/>
               <w:jc w:val="left"/>
+              <w:rPr>
+                <w:rFonts w:hint="eastAsia" w:ascii="Consolas" w:hAnsi="Consolas" w:eastAsia="Consolas" w:cs="Consolas"/>
+                <w:sz w:val="22"/>
+              </w:rPr>
             </w:pPr>
             <w:r>
               <w:rPr>
@@ -2397,109 +2399,264 @@
             </w:r>
             <w:r>
               <w:rPr>
-                <w:rFonts w:ascii="Consolas" w:hAnsi="Consolas" w:eastAsia="Consolas" w:cs="Consolas"/>
-                <w:sz w:val="22"/>
-              </w:rPr>
-              <w:t>INSERT INTO user_levels (level, level_name, min_merit, max_merit, color, status)</w:t>
-            </w:r>
-            <w:r>
-              <w:rPr>
-                <w:rFonts w:ascii="Consolas" w:hAnsi="Consolas" w:eastAsia="Consolas" w:cs="Consolas"/>
-                <w:sz w:val="22"/>
-              </w:rPr>
-              <w:br w:type="textWrapping"/>
-            </w:r>
-            <w:r>
-              <w:rPr>
-                <w:rFonts w:ascii="Consolas" w:hAnsi="Consolas" w:eastAsia="Consolas" w:cs="Consolas"/>
+                <w:rFonts w:hint="eastAsia" w:ascii="Consolas" w:hAnsi="Consolas" w:eastAsia="Consolas" w:cs="Consolas"/>
+                <w:sz w:val="22"/>
+              </w:rPr>
+              <w:t>INSERT INTO user_levels</w:t>
+            </w:r>
+          </w:p>
+          <w:p>
+            <w:pPr>
+              <w:spacing w:before="120" w:after="120" w:line="288" w:lineRule="auto"/>
+              <w:jc w:val="left"/>
+              <w:rPr>
+                <w:rFonts w:hint="eastAsia" w:ascii="Consolas" w:hAnsi="Consolas" w:eastAsia="Consolas" w:cs="Consolas"/>
+                <w:sz w:val="22"/>
+              </w:rPr>
+            </w:pPr>
+            <w:r>
+              <w:rPr>
+                <w:rFonts w:hint="eastAsia" w:ascii="Consolas" w:hAnsi="Consolas" w:eastAsia="Consolas" w:cs="Consolas"/>
+                <w:sz w:val="22"/>
+              </w:rPr>
+              <w:t>(`level`, `level_name`, `min_merit`, `max_merit`, `color`, `status`)</w:t>
+            </w:r>
+          </w:p>
+          <w:p>
+            <w:pPr>
+              <w:spacing w:before="120" w:after="120" w:line="288" w:lineRule="auto"/>
+              <w:jc w:val="left"/>
+              <w:rPr>
+                <w:rFonts w:hint="eastAsia" w:ascii="Consolas" w:hAnsi="Consolas" w:eastAsia="Consolas" w:cs="Consolas"/>
+                <w:sz w:val="22"/>
+              </w:rPr>
+            </w:pPr>
+            <w:r>
+              <w:rPr>
+                <w:rFonts w:hint="eastAsia" w:ascii="Consolas" w:hAnsi="Consolas" w:eastAsia="Consolas" w:cs="Consolas"/>
                 <w:sz w:val="22"/>
               </w:rPr>
               <w:t>VALUES</w:t>
             </w:r>
-            <w:r>
-              <w:rPr>
-                <w:rFonts w:ascii="Consolas" w:hAnsi="Consolas" w:eastAsia="Consolas" w:cs="Consolas"/>
-                <w:sz w:val="22"/>
-              </w:rPr>
-              <w:br w:type="textWrapping"/>
-            </w:r>
-            <w:r>
-              <w:rPr>
-                <w:rFonts w:ascii="Consolas" w:hAnsi="Consolas" w:eastAsia="Consolas" w:cs="Consolas"/>
-                <w:sz w:val="22"/>
-              </w:rPr>
-              <w:t>(1, '初心者', 0, 999, '#9E9E9E', 1),</w:t>
-            </w:r>
-            <w:r>
-              <w:rPr>
-                <w:rFonts w:ascii="Consolas" w:hAnsi="Consolas" w:eastAsia="Consolas" w:cs="Consolas"/>
-                <w:sz w:val="22"/>
-              </w:rPr>
-              <w:br w:type="textWrapping"/>
-            </w:r>
-            <w:r>
-              <w:rPr>
-                <w:rFonts w:ascii="Consolas" w:hAnsi="Consolas" w:eastAsia="Consolas" w:cs="Consolas"/>
-                <w:sz w:val="22"/>
-              </w:rPr>
-              <w:t>(2, '静心者', 1000, 4999, '#4FC3F7', 1),</w:t>
-            </w:r>
-            <w:r>
-              <w:rPr>
-                <w:rFonts w:ascii="Consolas" w:hAnsi="Consolas" w:eastAsia="Consolas" w:cs="Consolas"/>
-                <w:sz w:val="22"/>
-              </w:rPr>
-              <w:br w:type="textWrapping"/>
-            </w:r>
-            <w:r>
-              <w:rPr>
-                <w:rFonts w:ascii="Consolas" w:hAnsi="Consolas" w:eastAsia="Consolas" w:cs="Consolas"/>
-                <w:sz w:val="22"/>
-              </w:rPr>
-              <w:t>(3, '禅修者', 5000, 19999, '#66BB6A', 1),</w:t>
-            </w:r>
-            <w:r>
-              <w:rPr>
-                <w:rFonts w:ascii="Consolas" w:hAnsi="Consolas" w:eastAsia="Consolas" w:cs="Consolas"/>
-                <w:sz w:val="22"/>
-              </w:rPr>
-              <w:br w:type="textWrapping"/>
-            </w:r>
-            <w:r>
-              <w:rPr>
-                <w:rFonts w:ascii="Consolas" w:hAnsi="Consolas" w:eastAsia="Consolas" w:cs="Consolas"/>
-                <w:sz w:val="22"/>
-              </w:rPr>
-              <w:t>(4, '功德者', 20000, 99999, '#FFCA28', 1),</w:t>
-            </w:r>
-            <w:r>
-              <w:rPr>
-                <w:rFonts w:ascii="Consolas" w:hAnsi="Consolas" w:eastAsia="Consolas" w:cs="Consolas"/>
-                <w:sz w:val="22"/>
-              </w:rPr>
-              <w:br w:type="textWrapping"/>
-            </w:r>
-            <w:r>
-              <w:rPr>
-                <w:rFonts w:ascii="Consolas" w:hAnsi="Consolas" w:eastAsia="Consolas" w:cs="Consolas"/>
-                <w:sz w:val="22"/>
-              </w:rPr>
-              <w:t>(5, '禅尊者', 100000, 499999, '#FF7043', 1),</w:t>
-            </w:r>
-            <w:r>
-              <w:rPr>
-                <w:rFonts w:ascii="Consolas" w:hAnsi="Consolas" w:eastAsia="Consolas" w:cs="Consolas"/>
-                <w:sz w:val="22"/>
-              </w:rPr>
-              <w:br w:type="textWrapping"/>
-            </w:r>
-            <w:r>
-              <w:rPr>
-                <w:rFonts w:ascii="Consolas" w:hAnsi="Consolas" w:eastAsia="Consolas" w:cs="Consolas"/>
-                <w:sz w:val="22"/>
-              </w:rPr>
-              <w:t>(6, '圆满者', 500000, 9999999, '#AB47BC', 1);</w:t>
-            </w:r>
+          </w:p>
+          <w:p>
+            <w:pPr>
+              <w:spacing w:before="120" w:after="120" w:line="288" w:lineRule="auto"/>
+              <w:jc w:val="left"/>
+              <w:rPr>
+                <w:rFonts w:hint="eastAsia" w:ascii="Consolas" w:hAnsi="Consolas" w:eastAsia="Consolas" w:cs="Consolas"/>
+                <w:sz w:val="22"/>
+              </w:rPr>
+            </w:pPr>
+            <w:r>
+              <w:rPr>
+                <w:rFonts w:hint="eastAsia" w:ascii="Consolas" w:hAnsi="Consolas" w:eastAsia="Consolas" w:cs="Consolas"/>
+                <w:sz w:val="22"/>
+              </w:rPr>
+              <w:t>(1, '朽木初醒', 0, 999, '#8B7D6B', 1),</w:t>
+            </w:r>
+          </w:p>
+          <w:p>
+            <w:pPr>
+              <w:spacing w:before="120" w:after="120" w:line="288" w:lineRule="auto"/>
+              <w:jc w:val="left"/>
+              <w:rPr>
+                <w:rFonts w:hint="eastAsia" w:ascii="Consolas" w:hAnsi="Consolas" w:eastAsia="Consolas" w:cs="Consolas"/>
+                <w:sz w:val="22"/>
+              </w:rPr>
+            </w:pPr>
+            <w:r>
+              <w:rPr>
+                <w:rFonts w:hint="eastAsia" w:ascii="Consolas" w:hAnsi="Consolas" w:eastAsia="Consolas" w:cs="Consolas"/>
+                <w:sz w:val="22"/>
+              </w:rPr>
+              <w:t>(2, '木心生响', 1000, 9999, '#C4A484', 1),</w:t>
+            </w:r>
+          </w:p>
+          <w:p>
+            <w:pPr>
+              <w:spacing w:before="120" w:after="120" w:line="288" w:lineRule="auto"/>
+              <w:jc w:val="left"/>
+              <w:rPr>
+                <w:rFonts w:hint="eastAsia" w:ascii="Consolas" w:hAnsi="Consolas" w:eastAsia="Consolas" w:cs="Consolas"/>
+                <w:sz w:val="22"/>
+              </w:rPr>
+            </w:pPr>
+            <w:r>
+              <w:rPr>
+                <w:rFonts w:hint="eastAsia" w:ascii="Consolas" w:hAnsi="Consolas" w:eastAsia="Consolas" w:cs="Consolas"/>
+                <w:sz w:val="22"/>
+              </w:rPr>
+              <w:t>(3, '法器认主', 10000, 99999, '#6E4B3A', 1),</w:t>
+            </w:r>
+          </w:p>
+          <w:p>
+            <w:pPr>
+              <w:spacing w:before="120" w:after="120" w:line="288" w:lineRule="auto"/>
+              <w:jc w:val="left"/>
+              <w:rPr>
+                <w:rFonts w:hint="eastAsia" w:ascii="Consolas" w:hAnsi="Consolas" w:eastAsia="Consolas" w:cs="Consolas"/>
+                <w:sz w:val="22"/>
+              </w:rPr>
+            </w:pPr>
+            <w:r>
+              <w:rPr>
+                <w:rFonts w:hint="eastAsia" w:ascii="Consolas" w:hAnsi="Consolas" w:eastAsia="Consolas" w:cs="Consolas"/>
+                <w:sz w:val="22"/>
+              </w:rPr>
+              <w:t>(4, '灵木开声', 100000, 999999, '#4F7942', 1),</w:t>
+            </w:r>
+          </w:p>
+          <w:p>
+            <w:pPr>
+              <w:spacing w:before="120" w:after="120" w:line="288" w:lineRule="auto"/>
+              <w:jc w:val="left"/>
+              <w:rPr>
+                <w:rFonts w:hint="eastAsia" w:ascii="Consolas" w:hAnsi="Consolas" w:eastAsia="Consolas" w:cs="Consolas"/>
+                <w:sz w:val="22"/>
+              </w:rPr>
+            </w:pPr>
+            <w:r>
+              <w:rPr>
+                <w:rFonts w:hint="eastAsia" w:ascii="Consolas" w:hAnsi="Consolas" w:eastAsia="Consolas" w:cs="Consolas"/>
+                <w:sz w:val="22"/>
+              </w:rPr>
+              <w:t>(5, '宝相庄严', 1000000, 9999999, '#D4AF37', 1),</w:t>
+            </w:r>
+          </w:p>
+          <w:p>
+            <w:pPr>
+              <w:spacing w:before="120" w:after="120" w:line="288" w:lineRule="auto"/>
+              <w:jc w:val="left"/>
+              <w:rPr>
+                <w:rFonts w:hint="eastAsia" w:ascii="Consolas" w:hAnsi="Consolas" w:eastAsia="Consolas" w:cs="Consolas"/>
+                <w:sz w:val="22"/>
+              </w:rPr>
+            </w:pPr>
+            <w:r>
+              <w:rPr>
+                <w:rFonts w:hint="eastAsia" w:ascii="Consolas" w:hAnsi="Consolas" w:eastAsia="Consolas" w:cs="Consolas"/>
+                <w:sz w:val="22"/>
+              </w:rPr>
+              <w:t>(6, '器灵显现', 10000000, 99999999, '#FFD700', 1),</w:t>
+            </w:r>
+          </w:p>
+          <w:p>
+            <w:pPr>
+              <w:spacing w:before="120" w:after="120" w:line="288" w:lineRule="auto"/>
+              <w:jc w:val="left"/>
+              <w:rPr>
+                <w:rFonts w:hint="eastAsia" w:ascii="Consolas" w:hAnsi="Consolas" w:eastAsia="Consolas" w:cs="Consolas"/>
+                <w:sz w:val="22"/>
+              </w:rPr>
+            </w:pPr>
+            <w:r>
+              <w:rPr>
+                <w:rFonts w:hint="eastAsia" w:ascii="Consolas" w:hAnsi="Consolas" w:eastAsia="Consolas" w:cs="Consolas"/>
+                <w:sz w:val="22"/>
+              </w:rPr>
+              <w:t>(7, '法器渡劫', 100000000, 999999999, '#FF6600', 1),</w:t>
+            </w:r>
+          </w:p>
+          <w:p>
+            <w:pPr>
+              <w:spacing w:before="120" w:after="120" w:line="288" w:lineRule="auto"/>
+              <w:jc w:val="left"/>
+              <w:rPr>
+                <w:rFonts w:hint="eastAsia" w:ascii="Consolas" w:hAnsi="Consolas" w:eastAsia="Consolas" w:cs="Consolas"/>
+                <w:sz w:val="22"/>
+              </w:rPr>
+            </w:pPr>
+            <w:r>
+              <w:rPr>
+                <w:rFonts w:hint="eastAsia" w:ascii="Consolas" w:hAnsi="Consolas" w:eastAsia="Consolas" w:cs="Consolas"/>
+                <w:sz w:val="22"/>
+              </w:rPr>
+              <w:t>(8, '器成中品', 1000000000, 9999999999, '#E6BE8A', 1),</w:t>
+            </w:r>
+          </w:p>
+          <w:p>
+            <w:pPr>
+              <w:spacing w:before="120" w:after="120" w:line="288" w:lineRule="auto"/>
+              <w:jc w:val="left"/>
+              <w:rPr>
+                <w:rFonts w:hint="eastAsia" w:ascii="Consolas" w:hAnsi="Consolas" w:eastAsia="Consolas" w:cs="Consolas"/>
+                <w:sz w:val="22"/>
+              </w:rPr>
+            </w:pPr>
+            <w:r>
+              <w:rPr>
+                <w:rFonts w:hint="eastAsia" w:ascii="Consolas" w:hAnsi="Consolas" w:eastAsia="Consolas" w:cs="Consolas"/>
+                <w:sz w:val="22"/>
+              </w:rPr>
+              <w:t>(9, '器列上乘', 10000000000, 99999999999, '#E5E4E2', 1),</w:t>
+            </w:r>
+          </w:p>
+          <w:p>
+            <w:pPr>
+              <w:spacing w:before="120" w:after="120" w:line="288" w:lineRule="auto"/>
+              <w:jc w:val="left"/>
+              <w:rPr>
+                <w:rFonts w:hint="eastAsia" w:ascii="Consolas" w:hAnsi="Consolas" w:eastAsia="Consolas" w:cs="Consolas"/>
+                <w:sz w:val="22"/>
+              </w:rPr>
+            </w:pPr>
+            <w:r>
+              <w:rPr>
+                <w:rFonts w:hint="eastAsia" w:ascii="Consolas" w:hAnsi="Consolas" w:eastAsia="Consolas" w:cs="Consolas"/>
+                <w:sz w:val="22"/>
+              </w:rPr>
+              <w:t>(10, '镇寺之宝', 100000000000, 999999999999, '#E5E4DC', 1),</w:t>
+            </w:r>
+          </w:p>
+          <w:p>
+            <w:pPr>
+              <w:spacing w:before="120" w:after="120" w:line="288" w:lineRule="auto"/>
+              <w:jc w:val="left"/>
+              <w:rPr>
+                <w:rFonts w:hint="eastAsia" w:ascii="Consolas" w:hAnsi="Consolas" w:eastAsia="Consolas" w:cs="Consolas"/>
+                <w:sz w:val="22"/>
+              </w:rPr>
+            </w:pPr>
+            <w:r>
+              <w:rPr>
+                <w:rFonts w:hint="eastAsia" w:ascii="Consolas" w:hAnsi="Consolas" w:eastAsia="Consolas" w:cs="Consolas"/>
+                <w:sz w:val="22"/>
+              </w:rPr>
+              <w:t>(11, '镇世法器', 1000000000000, 9999999999999, '#7DF9FF', 1),</w:t>
+            </w:r>
+          </w:p>
+          <w:p>
+            <w:pPr>
+              <w:spacing w:before="120" w:after="120" w:line="288" w:lineRule="auto"/>
+              <w:jc w:val="left"/>
+              <w:rPr>
+                <w:rFonts w:hint="eastAsia" w:ascii="Consolas" w:hAnsi="Consolas" w:eastAsia="Consolas" w:cs="Consolas"/>
+                <w:sz w:val="22"/>
+              </w:rPr>
+            </w:pPr>
+            <w:r>
+              <w:rPr>
+                <w:rFonts w:hint="eastAsia" w:ascii="Consolas" w:hAnsi="Consolas" w:eastAsia="Consolas" w:cs="Consolas"/>
+                <w:sz w:val="22"/>
+              </w:rPr>
+              <w:t>(12, '天地法器', 10000000000000, 99999999999999, '#9370DB', 1),</w:t>
+            </w:r>
+          </w:p>
+          <w:p>
+            <w:pPr>
+              <w:spacing w:before="120" w:after="120" w:line="288" w:lineRule="auto"/>
+              <w:jc w:val="left"/>
+            </w:pPr>
+            <w:r>
+              <w:rPr>
+                <w:rFonts w:hint="eastAsia" w:ascii="Consolas" w:hAnsi="Consolas" w:eastAsia="Consolas" w:cs="Consolas"/>
+                <w:sz w:val="22"/>
+              </w:rPr>
+              <w:t>(13, '亘古一响', 100000000000000, 9223372036854775807, '#FFFFFF', 1);</w:t>
+            </w:r>
+            <w:bookmarkStart w:id="32" w:name="_GoBack"/>
+            <w:bookmarkEnd w:id="32"/>
           </w:p>
         </w:tc>
       </w:tr>
@@ -3910,7 +4067,22 @@
           <w:rFonts w:ascii="Arial" w:hAnsi="Arial" w:eastAsia="等线" w:cs="Arial"/>
           <w:sz w:val="22"/>
         </w:rPr>
-        <w:t>手动敲击：前端本地累加次数，每4秒批量提交一次；单次提交最大限制40次（人手极限，防机器刷分）</w:t>
+        <w:t>手动敲击：前端本地累加次数，每4秒批量提交一次；单次提交最大限制</w:t>
+      </w:r>
+      <w:r>
+        <w:rPr>
+          <w:rFonts w:hint="eastAsia" w:ascii="Arial" w:hAnsi="Arial" w:eastAsia="等线" w:cs="Arial"/>
+          <w:sz w:val="22"/>
+          <w:lang w:val="en-US" w:eastAsia="zh-CN"/>
+        </w:rPr>
+        <w:t>5</w:t>
+      </w:r>
+      <w:r>
+        <w:rPr>
+          <w:rFonts w:ascii="Arial" w:hAnsi="Arial" w:eastAsia="等线" w:cs="Arial"/>
+          <w:sz w:val="22"/>
+        </w:rPr>
+        <w:t>0次（人手极限，防机器刷分）</w:t>
       </w:r>
     </w:p>
     <w:p>
@@ -12668,6 +12840,7 @@
       <w:jc w:val="both"/>
     </w:pPr>
     <w:rPr>
+      <w:rFonts w:asciiTheme="minorHAnsi" w:hAnsiTheme="minorHAnsi" w:eastAsiaTheme="minorEastAsia" w:cstheme="minorBidi"/>
       <w:sz w:val="21"/>
       <w:szCs w:val="22"/>
     </w:rPr>
